--- a/直梯深度诊断报告.docx
+++ b/直梯深度诊断报告.docx
@@ -13,7 +13,7 @@
           <w:b/>
           <w:sz w:val="44"/>
         </w:rPr>
-        <w:t>直梯运行状态智能化诊断报告</w:t>
+        <w:t>直梯运行状态智能化深度诊断报告</w:t>
       </w:r>
     </w:p>
     <w:p>
@@ -69,7 +69,7 @@
                 <w:rFonts w:ascii="Times New Roman" w:hAnsi="Times New Roman" w:eastAsia="宋体"/>
                 <w:b/>
               </w:rPr>
-              <w:t>检测部件</w:t>
+              <w:t>检测部件/环境</w:t>
             </w:r>
           </w:p>
         </w:tc>
@@ -83,7 +83,7 @@
                 <w:rFonts w:ascii="Times New Roman" w:hAnsi="Times New Roman" w:eastAsia="宋体"/>
                 <w:b/>
               </w:rPr>
-              <w:t>部件得分</w:t>
+              <w:t>主分类得分</w:t>
             </w:r>
           </w:p>
         </w:tc>
@@ -97,7 +97,7 @@
                 <w:rFonts w:ascii="Times New Roman" w:hAnsi="Times New Roman" w:eastAsia="宋体"/>
                 <w:b/>
               </w:rPr>
-              <w:t>具体故障项</w:t>
+              <w:t>具体检测项</w:t>
             </w:r>
           </w:p>
         </w:tc>
@@ -111,7 +111,7 @@
                 <w:rFonts w:ascii="Times New Roman" w:hAnsi="Times New Roman" w:eastAsia="宋体"/>
                 <w:b/>
               </w:rPr>
-              <w:t>故障项得分/等级</w:t>
+              <w:t>检测项得分/等级</w:t>
             </w:r>
           </w:p>
         </w:tc>
@@ -144,6 +144,174 @@
           <w:p>
             <w:r>
               <w:t>motor_fault</w:t>
+            </w:r>
+          </w:p>
+        </w:tc>
+        <w:tc>
+          <w:tcPr>
+            <w:tcW w:type="dxa" w:w="2160"/>
+          </w:tcPr>
+          <w:p>
+            <w:r>
+              <w:t>100.0 / H1</w:t>
+            </w:r>
+          </w:p>
+        </w:tc>
+      </w:tr>
+      <w:tr>
+        <w:tc>
+          <w:tcPr>
+            <w:tcW w:type="dxa" w:w="2160"/>
+          </w:tcPr>
+          <w:p>
+            <w:r>
+              <w:t>曳引机</w:t>
+            </w:r>
+          </w:p>
+        </w:tc>
+        <w:tc>
+          <w:tcPr>
+            <w:tcW w:type="dxa" w:w="2160"/>
+          </w:tcPr>
+          <w:p>
+            <w:r>
+              <w:t>100.0 (H1)</w:t>
+            </w:r>
+          </w:p>
+        </w:tc>
+        <w:tc>
+          <w:tcPr>
+            <w:tcW w:type="dxa" w:w="2160"/>
+          </w:tcPr>
+          <w:p>
+            <w:r>
+              <w:t>bearing_inner</w:t>
+            </w:r>
+          </w:p>
+        </w:tc>
+        <w:tc>
+          <w:tcPr>
+            <w:tcW w:type="dxa" w:w="2160"/>
+          </w:tcPr>
+          <w:p>
+            <w:r>
+              <w:t>100.0 / H1</w:t>
+            </w:r>
+          </w:p>
+        </w:tc>
+      </w:tr>
+      <w:tr>
+        <w:tc>
+          <w:tcPr>
+            <w:tcW w:type="dxa" w:w="2160"/>
+          </w:tcPr>
+          <w:p>
+            <w:r>
+              <w:t>曳引机</w:t>
+            </w:r>
+          </w:p>
+        </w:tc>
+        <w:tc>
+          <w:tcPr>
+            <w:tcW w:type="dxa" w:w="2160"/>
+          </w:tcPr>
+          <w:p>
+            <w:r>
+              <w:t>100.0 (H1)</w:t>
+            </w:r>
+          </w:p>
+        </w:tc>
+        <w:tc>
+          <w:tcPr>
+            <w:tcW w:type="dxa" w:w="2160"/>
+          </w:tcPr>
+          <w:p>
+            <w:r>
+              <w:t>bearing_outer</w:t>
+            </w:r>
+          </w:p>
+        </w:tc>
+        <w:tc>
+          <w:tcPr>
+            <w:tcW w:type="dxa" w:w="2160"/>
+          </w:tcPr>
+          <w:p>
+            <w:r>
+              <w:t>100.0 / H1</w:t>
+            </w:r>
+          </w:p>
+        </w:tc>
+      </w:tr>
+      <w:tr>
+        <w:tc>
+          <w:tcPr>
+            <w:tcW w:type="dxa" w:w="2160"/>
+          </w:tcPr>
+          <w:p>
+            <w:r>
+              <w:t>曳引机</w:t>
+            </w:r>
+          </w:p>
+        </w:tc>
+        <w:tc>
+          <w:tcPr>
+            <w:tcW w:type="dxa" w:w="2160"/>
+          </w:tcPr>
+          <w:p>
+            <w:r>
+              <w:t>100.0 (H1)</w:t>
+            </w:r>
+          </w:p>
+        </w:tc>
+        <w:tc>
+          <w:tcPr>
+            <w:tcW w:type="dxa" w:w="2160"/>
+          </w:tcPr>
+          <w:p>
+            <w:r>
+              <w:t>bearing_cage</w:t>
+            </w:r>
+          </w:p>
+        </w:tc>
+        <w:tc>
+          <w:tcPr>
+            <w:tcW w:type="dxa" w:w="2160"/>
+          </w:tcPr>
+          <w:p>
+            <w:r>
+              <w:t>100.0 / H1</w:t>
+            </w:r>
+          </w:p>
+        </w:tc>
+      </w:tr>
+      <w:tr>
+        <w:tc>
+          <w:tcPr>
+            <w:tcW w:type="dxa" w:w="2160"/>
+          </w:tcPr>
+          <w:p>
+            <w:r>
+              <w:t>曳引机</w:t>
+            </w:r>
+          </w:p>
+        </w:tc>
+        <w:tc>
+          <w:tcPr>
+            <w:tcW w:type="dxa" w:w="2160"/>
+          </w:tcPr>
+          <w:p>
+            <w:r>
+              <w:t>100.0 (H1)</w:t>
+            </w:r>
+          </w:p>
+        </w:tc>
+        <w:tc>
+          <w:tcPr>
+            <w:tcW w:type="dxa" w:w="2160"/>
+          </w:tcPr>
+          <w:p>
+            <w:r>
+              <w:t>bearing_ball</w:t>
             </w:r>
           </w:p>
         </w:tc>
@@ -343,7 +511,7 @@
           </w:tcPr>
           <w:p>
             <w:r>
-              <w:t>94.95 (H1)</w:t>
+              <w:t>95.05 (H1)</w:t>
             </w:r>
           </w:p>
         </w:tc>
@@ -363,7 +531,217 @@
           </w:tcPr>
           <w:p>
             <w:r>
-              <w:t>94.95</w:t>
+              <w:t>95.05</w:t>
+            </w:r>
+          </w:p>
+        </w:tc>
+      </w:tr>
+      <w:tr>
+        <w:tc>
+          <w:tcPr>
+            <w:tcW w:type="dxa" w:w="2160"/>
+          </w:tcPr>
+          <w:p>
+            <w:r>
+              <w:t>环境与电气</w:t>
+            </w:r>
+          </w:p>
+        </w:tc>
+        <w:tc>
+          <w:tcPr>
+            <w:tcW w:type="dxa" w:w="2160"/>
+          </w:tcPr>
+          <w:p>
+            <w:r>
+              <w:t>-</w:t>
+            </w:r>
+          </w:p>
+        </w:tc>
+        <w:tc>
+          <w:tcPr>
+            <w:tcW w:type="dxa" w:w="2160"/>
+          </w:tcPr>
+          <w:p>
+            <w:r>
+              <w:t>temperature</w:t>
+            </w:r>
+          </w:p>
+        </w:tc>
+        <w:tc>
+          <w:tcPr>
+            <w:tcW w:type="dxa" w:w="2160"/>
+          </w:tcPr>
+          <w:p>
+            <w:r>
+              <w:t>62.5 / H3</w:t>
+            </w:r>
+          </w:p>
+        </w:tc>
+      </w:tr>
+      <w:tr>
+        <w:tc>
+          <w:tcPr>
+            <w:tcW w:type="dxa" w:w="2160"/>
+          </w:tcPr>
+          <w:p>
+            <w:r>
+              <w:t>环境与电气</w:t>
+            </w:r>
+          </w:p>
+        </w:tc>
+        <w:tc>
+          <w:tcPr>
+            <w:tcW w:type="dxa" w:w="2160"/>
+          </w:tcPr>
+          <w:p>
+            <w:r>
+              <w:t>-</w:t>
+            </w:r>
+          </w:p>
+        </w:tc>
+        <w:tc>
+          <w:tcPr>
+            <w:tcW w:type="dxa" w:w="2160"/>
+          </w:tcPr>
+          <w:p>
+            <w:r>
+              <w:t>water</w:t>
+            </w:r>
+          </w:p>
+        </w:tc>
+        <w:tc>
+          <w:tcPr>
+            <w:tcW w:type="dxa" w:w="2160"/>
+          </w:tcPr>
+          <w:p>
+            <w:r>
+              <w:t>100.0 / H1</w:t>
+            </w:r>
+          </w:p>
+        </w:tc>
+      </w:tr>
+      <w:tr>
+        <w:tc>
+          <w:tcPr>
+            <w:tcW w:type="dxa" w:w="2160"/>
+          </w:tcPr>
+          <w:p>
+            <w:r>
+              <w:t>环境与电气</w:t>
+            </w:r>
+          </w:p>
+        </w:tc>
+        <w:tc>
+          <w:tcPr>
+            <w:tcW w:type="dxa" w:w="2160"/>
+          </w:tcPr>
+          <w:p>
+            <w:r>
+              <w:t>-</w:t>
+            </w:r>
+          </w:p>
+        </w:tc>
+        <w:tc>
+          <w:tcPr>
+            <w:tcW w:type="dxa" w:w="2160"/>
+          </w:tcPr>
+          <w:p>
+            <w:r>
+              <w:t>motor_current</w:t>
+            </w:r>
+          </w:p>
+        </w:tc>
+        <w:tc>
+          <w:tcPr>
+            <w:tcW w:type="dxa" w:w="2160"/>
+          </w:tcPr>
+          <w:p>
+            <w:r>
+              <w:t>100.0 / H1</w:t>
+            </w:r>
+          </w:p>
+        </w:tc>
+      </w:tr>
+      <w:tr>
+        <w:tc>
+          <w:tcPr>
+            <w:tcW w:type="dxa" w:w="2160"/>
+          </w:tcPr>
+          <w:p>
+            <w:r>
+              <w:t>环境与电气</w:t>
+            </w:r>
+          </w:p>
+        </w:tc>
+        <w:tc>
+          <w:tcPr>
+            <w:tcW w:type="dxa" w:w="2160"/>
+          </w:tcPr>
+          <w:p>
+            <w:r>
+              <w:t>-</w:t>
+            </w:r>
+          </w:p>
+        </w:tc>
+        <w:tc>
+          <w:tcPr>
+            <w:tcW w:type="dxa" w:w="2160"/>
+          </w:tcPr>
+          <w:p>
+            <w:r>
+              <w:t>noise</w:t>
+            </w:r>
+          </w:p>
+        </w:tc>
+        <w:tc>
+          <w:tcPr>
+            <w:tcW w:type="dxa" w:w="2160"/>
+          </w:tcPr>
+          <w:p>
+            <w:r>
+              <w:t>100.0 / H1</w:t>
+            </w:r>
+          </w:p>
+        </w:tc>
+      </w:tr>
+      <w:tr>
+        <w:tc>
+          <w:tcPr>
+            <w:tcW w:type="dxa" w:w="2160"/>
+          </w:tcPr>
+          <w:p>
+            <w:r>
+              <w:t>环境与电气</w:t>
+            </w:r>
+          </w:p>
+        </w:tc>
+        <w:tc>
+          <w:tcPr>
+            <w:tcW w:type="dxa" w:w="2160"/>
+          </w:tcPr>
+          <w:p>
+            <w:r>
+              <w:t>-</w:t>
+            </w:r>
+          </w:p>
+        </w:tc>
+        <w:tc>
+          <w:tcPr>
+            <w:tcW w:type="dxa" w:w="2160"/>
+          </w:tcPr>
+          <w:p>
+            <w:r>
+              <w:t>displacement</w:t>
+            </w:r>
+          </w:p>
+        </w:tc>
+        <w:tc>
+          <w:tcPr>
+            <w:tcW w:type="dxa" w:w="2160"/>
+          </w:tcPr>
+          <w:p>
+            <w:r>
+              <w:t>40.0 / H4</w:t>
             </w:r>
           </w:p>
         </w:tc>
@@ -379,12 +757,12 @@
           <w:b/>
           <w:sz w:val="28"/>
         </w:rPr>
-        <w:t>二、设备环境与采样信息</w:t>
+        <w:t>二、报警源定位信息</w:t>
       </w:r>
     </w:p>
     <w:p>
       <w:r>
-        <w:t>本次报告聚焦于得分最低的预警项。该信号采集于位置【中科院东侧】的【钢丝绳】部件。</w:t>
+        <w:t>本次报告聚焦于得分最低的预警项。触发警报源于位置【中科院东侧】的【钢丝绳】。</w:t>
       </w:r>
     </w:p>
     <w:tbl>
@@ -492,7 +870,7 @@
           <w:color w:val="FF0000"/>
           <w:sz w:val="28"/>
         </w:rPr>
-        <w:t>【钢丝绳 - wire_rope】健康度异常</w:t>
+        <w:t>【钢丝绳 - rms_baseline_ratio】健康度异常</w:t>
       </w:r>
     </w:p>
     <w:p>
@@ -500,7 +878,7 @@
         <w:t>经系统计算，该指标当前得分为 29.99 分</w:t>
       </w:r>
       <w:r>
-        <w:t>，为本次巡检中情况最差环节。</w:t>
+        <w:t>，为本次巡检中情况最危险环节。</w:t>
       </w:r>
     </w:p>
     <w:p>
@@ -666,7 +1044,7 @@
         <w:rPr>
           <w:rFonts w:ascii="Times New Roman" w:hAnsi="Times New Roman" w:eastAsia="宋体"/>
         </w:rPr>
-        <w:t>【高危】钢丝绳RMS振幅极高，疑似严重打滑或张力极度不均，必须立刻停梯进行曳引轮和钢丝绳探伤检测！</w:t>
+        <w:t>【高危】设备出现未知严重异常，请立刻停梯安排人工全面排查！</w:t>
       </w:r>
     </w:p>
     <w:p>
